--- a/output/tables/10.Tables_Full_Models.docx
+++ b/output/tables/10.Tables_Full_Models.docx
@@ -15,7 +15,7 @@
         <w:pStyle w:val="Normal"/>
       </w:pPr>
       <w:r>
-        <w:t xml:space="preserve">Generated: 2026-03-23</w:t>
+        <w:t xml:space="preserve">Generated: 2026-03-25</w:t>
       </w:r>
     </w:p>
     <w:p>
@@ -52,20 +52,14 @@
     </w:p>
     <w:tbl xmlns:a="http://schemas.openxmlformats.org/drawingml/2006/main" xmlns:pic="http://schemas.openxmlformats.org/drawingml/2006/picture">
       <w:tblPr>
-        <w:tblLayout w:type="fixed"/>
+        <w:tblLayout w:type="autofit"/>
         <w:jc w:val="center"/>
+        <w:tblW w:type="pct" w:w="5000"/>
         <w:tblLook w:firstRow="1" w:lastRow="0" w:firstColumn="0" w:lastColumn="0" w:noHBand="0" w:noVBand="1"/>
       </w:tblPr>
-      <w:tblGrid>
-        <w:gridCol w:w="1682"/>
-        <w:gridCol w:w="3418"/>
-        <w:gridCol w:w="2343"/>
-        <w:gridCol w:w="1548"/>
-        <w:gridCol w:w="1804"/>
-      </w:tblGrid>
       <w:tr>
         <w:trPr>
-          <w:trHeight w:val="619" w:hRule="auto"/>
+          <w:trHeight w:val="360" w:hRule="auto"/>
           <w:tblHeader/>
         </w:trPr>
         <w:tc>
@@ -346,7 +340,7 @@
       </w:tr>
       <w:tr>
         <w:trPr>
-          <w:trHeight w:val="600" w:hRule="auto"/>
+          <w:trHeight w:val="360" w:hRule="auto"/>
         </w:trPr>
         <w:tc>
           <w:tcPr>
@@ -626,7 +620,7 @@
       </w:tr>
       <w:tr>
         <w:trPr>
-          <w:trHeight w:val="600" w:hRule="auto"/>
+          <w:trHeight w:val="360" w:hRule="auto"/>
         </w:trPr>
         <w:tc>
           <w:tcPr>
@@ -906,7 +900,7 @@
       </w:tr>
       <w:tr>
         <w:trPr>
-          <w:trHeight w:val="600" w:hRule="auto"/>
+          <w:trHeight w:val="360" w:hRule="auto"/>
         </w:trPr>
         <w:tc>
           <w:tcPr>
@@ -1186,7 +1180,7 @@
       </w:tr>
       <w:tr>
         <w:trPr>
-          <w:trHeight w:val="600" w:hRule="auto"/>
+          <w:trHeight w:val="360" w:hRule="auto"/>
         </w:trPr>
         <w:tc>
           <w:tcPr>
@@ -1466,7 +1460,7 @@
       </w:tr>
       <w:tr>
         <w:trPr>
-          <w:trHeight w:val="600" w:hRule="auto"/>
+          <w:trHeight w:val="360" w:hRule="auto"/>
         </w:trPr>
         <w:tc>
           <w:tcPr>
@@ -1746,7 +1740,7 @@
       </w:tr>
       <w:tr>
         <w:trPr>
-          <w:trHeight w:val="600" w:hRule="auto"/>
+          <w:trHeight w:val="360" w:hRule="auto"/>
         </w:trPr>
         <w:tc>
           <w:tcPr>
@@ -2026,7 +2020,7 @@
       </w:tr>
       <w:tr>
         <w:trPr>
-          <w:trHeight w:val="600" w:hRule="auto"/>
+          <w:trHeight w:val="360" w:hRule="auto"/>
         </w:trPr>
         <w:tc>
           <w:tcPr>
@@ -2306,7 +2300,7 @@
       </w:tr>
       <w:tr>
         <w:trPr>
-          <w:trHeight w:val="600" w:hRule="auto"/>
+          <w:trHeight w:val="360" w:hRule="auto"/>
         </w:trPr>
         <w:tc>
           <w:tcPr>
@@ -2586,7 +2580,7 @@
       </w:tr>
       <w:tr>
         <w:trPr>
-          <w:trHeight w:val="600" w:hRule="auto"/>
+          <w:trHeight w:val="360" w:hRule="auto"/>
         </w:trPr>
         <w:tc>
           <w:tcPr>
@@ -2866,7 +2860,7 @@
       </w:tr>
       <w:tr>
         <w:trPr>
-          <w:trHeight w:val="600" w:hRule="auto"/>
+          <w:trHeight w:val="360" w:hRule="auto"/>
         </w:trPr>
         <w:tc>
           <w:tcPr>
@@ -3146,7 +3140,7 @@
       </w:tr>
       <w:tr>
         <w:trPr>
-          <w:trHeight w:val="600" w:hRule="auto"/>
+          <w:trHeight w:val="360" w:hRule="auto"/>
         </w:trPr>
         <w:tc>
           <w:tcPr>
@@ -3426,7 +3420,7 @@
       </w:tr>
       <w:tr>
         <w:trPr>
-          <w:trHeight w:val="600" w:hRule="auto"/>
+          <w:trHeight w:val="360" w:hRule="auto"/>
         </w:trPr>
         <w:tc>
           <w:tcPr>
@@ -3706,7 +3700,7 @@
       </w:tr>
       <w:tr>
         <w:trPr>
-          <w:trHeight w:val="600" w:hRule="auto"/>
+          <w:trHeight w:val="360" w:hRule="auto"/>
         </w:trPr>
         <w:tc>
           <w:tcPr>
@@ -3986,7 +3980,7 @@
       </w:tr>
       <w:tr>
         <w:trPr>
-          <w:trHeight w:val="600" w:hRule="auto"/>
+          <w:trHeight w:val="360" w:hRule="auto"/>
         </w:trPr>
         <w:tc>
           <w:tcPr>
@@ -4266,7 +4260,7 @@
       </w:tr>
       <w:tr>
         <w:trPr>
-          <w:trHeight w:val="616" w:hRule="auto"/>
+          <w:trHeight w:val="360" w:hRule="auto"/>
         </w:trPr>
         <w:tc>
           <w:tcPr>
@@ -4546,7 +4540,7 @@
       </w:tr>
       <w:tr>
         <w:trPr>
-          <w:trHeight w:val="600" w:hRule="auto"/>
+          <w:trHeight w:val="360" w:hRule="auto"/>
         </w:trPr>
         <w:tc>
           <w:tcPr>
@@ -4826,7 +4820,7 @@
       </w:tr>
       <w:tr>
         <w:trPr>
-          <w:trHeight w:val="600" w:hRule="auto"/>
+          <w:trHeight w:val="360" w:hRule="auto"/>
         </w:trPr>
         <w:tc>
           <w:tcPr>
@@ -5106,7 +5100,7 @@
       </w:tr>
       <w:tr>
         <w:trPr>
-          <w:trHeight w:val="600" w:hRule="auto"/>
+          <w:trHeight w:val="360" w:hRule="auto"/>
         </w:trPr>
         <w:tc>
           <w:tcPr>
@@ -5386,7 +5380,7 @@
       </w:tr>
       <w:tr>
         <w:trPr>
-          <w:trHeight w:val="616" w:hRule="auto"/>
+          <w:trHeight w:val="360" w:hRule="auto"/>
         </w:trPr>
         <w:tc>
           <w:tcPr>
@@ -5666,7 +5660,7 @@
       </w:tr>
       <w:tr>
         <w:trPr>
-          <w:trHeight w:val="600" w:hRule="auto"/>
+          <w:trHeight w:val="360" w:hRule="auto"/>
         </w:trPr>
         <w:tc>
           <w:tcPr>
@@ -5946,7 +5940,7 @@
       </w:tr>
       <w:tr>
         <w:trPr>
-          <w:trHeight w:val="600" w:hRule="auto"/>
+          <w:trHeight w:val="360" w:hRule="auto"/>
         </w:trPr>
         <w:tc>
           <w:tcPr>
@@ -6226,7 +6220,7 @@
       </w:tr>
       <w:tr>
         <w:trPr>
-          <w:trHeight w:val="600" w:hRule="auto"/>
+          <w:trHeight w:val="360" w:hRule="auto"/>
         </w:trPr>
         <w:tc>
           <w:tcPr>
@@ -6506,7 +6500,7 @@
       </w:tr>
       <w:tr>
         <w:trPr>
-          <w:trHeight w:val="600" w:hRule="auto"/>
+          <w:trHeight w:val="360" w:hRule="auto"/>
         </w:trPr>
         <w:tc>
           <w:tcPr>
@@ -6786,7 +6780,7 @@
       </w:tr>
       <w:tr>
         <w:trPr>
-          <w:trHeight w:val="600" w:hRule="auto"/>
+          <w:trHeight w:val="360" w:hRule="auto"/>
         </w:trPr>
         <w:tc>
           <w:tcPr>
@@ -7066,7 +7060,7 @@
       </w:tr>
       <w:tr>
         <w:trPr>
-          <w:trHeight w:val="600" w:hRule="auto"/>
+          <w:trHeight w:val="360" w:hRule="auto"/>
         </w:trPr>
         <w:tc>
           <w:tcPr>
@@ -7346,7 +7340,7 @@
       </w:tr>
       <w:tr>
         <w:trPr>
-          <w:trHeight w:val="600" w:hRule="auto"/>
+          <w:trHeight w:val="360" w:hRule="auto"/>
         </w:trPr>
         <w:tc>
           <w:tcPr>
@@ -7626,7 +7620,7 @@
       </w:tr>
       <w:tr>
         <w:trPr>
-          <w:trHeight w:val="600" w:hRule="auto"/>
+          <w:trHeight w:val="360" w:hRule="auto"/>
         </w:trPr>
         <w:tc>
           <w:tcPr>
@@ -7906,7 +7900,7 @@
       </w:tr>
       <w:tr>
         <w:trPr>
-          <w:trHeight w:val="600" w:hRule="auto"/>
+          <w:trHeight w:val="360" w:hRule="auto"/>
         </w:trPr>
         <w:tc>
           <w:tcPr>
@@ -8186,7 +8180,7 @@
       </w:tr>
       <w:tr>
         <w:trPr>
-          <w:trHeight w:val="600" w:hRule="auto"/>
+          <w:trHeight w:val="360" w:hRule="auto"/>
         </w:trPr>
         <w:tc>
           <w:tcPr>
@@ -8466,7 +8460,7 @@
       </w:tr>
       <w:tr>
         <w:trPr>
-          <w:trHeight w:val="620" w:hRule="auto"/>
+          <w:trHeight w:val="360" w:hRule="auto"/>
         </w:trPr>
         <w:tc>
           <w:tcPr>

--- a/output/tables/10.Tables_Full_Models.docx
+++ b/output/tables/10.Tables_Full_Models.docx
@@ -15,7 +15,7 @@
         <w:pStyle w:val="Normal"/>
       </w:pPr>
       <w:r>
-        <w:t xml:space="preserve">Generated: 2026-03-27</w:t>
+        <w:t xml:space="preserve">Generated: 2026-03-29</w:t>
       </w:r>
     </w:p>
     <w:p>
